--- a/samples/sample-report.docx
+++ b/samples/sample-report.docx
@@ -60,7 +60,7 @@
           </w:tcPr>
           <w:p>
             <w:r>
-              <w:t>2026-09-21</w:t>
+              <w:t>2026-09-22</w:t>
             </w:r>
           </w:p>
         </w:tc>
@@ -3642,6 +3642,16 @@
     </w:p>
     <w:p>
       <w:r>
+        <w:t>Short-circuit withstand is checked as S &gt;= I x sqrt(t) / k (IS 732 clause 4.4.5.5.2, equation 3). The same clause requires k^2 x S^2 to exceed the let-through energy I^2t quoted by the device manufacturer where the device operates in less than 0.1 s or is current-limiting. That check is not calculated; the engineer must make it from the manufacturer's data.</w:t>
+      </w:r>
+    </w:p>
+    <w:p>
+      <w:r>
+        <w:t>The fault current and fault time entered must be the worst pair for a fault anywhere along the cable (IS 732 clause 4.4.5.5.2). A fault at the far end is smaller but may take longer to clear, so it can be the more onerous case. The tool checks only the pair entered.</w:t>
+      </w:r>
+    </w:p>
+    <w:p>
+      <w:r>
         <w:t>Harmonic derating is not calculated.</w:t>
       </w:r>
     </w:p>

--- a/samples/sample-report.docx
+++ b/samples/sample-report.docx
@@ -142,7 +142,7 @@
         <w:pStyle w:val="Heading1"/>
       </w:pPr>
       <w:r>
-        <w:t>Cable F-01 Pump motor</w:t>
+        <w:t>Cable F-01 Pump motor: 3C x 16 mm2 Cu PVC</w:t>
       </w:r>
     </w:p>
     <w:p>
@@ -762,7 +762,7 @@
         <w:pStyle w:val="Heading1"/>
       </w:pPr>
       <w:r>
-        <w:t>Cable F-02 Yard lighting</w:t>
+        <w:t>Cable F-02 Yard lighting: 2 x 1C x 6 mm2 Cu PVC</w:t>
       </w:r>
     </w:p>
     <w:p>
@@ -1382,7 +1382,7 @@
         <w:pStyle w:val="Heading1"/>
       </w:pPr>
       <w:r>
-        <w:t>Cable F-03 Board tail</w:t>
+        <w:t>Cable F-03 Board tail: 4C x 120 mm2 Cu XLPE</w:t>
       </w:r>
     </w:p>
     <w:p>
@@ -2002,7 +2002,7 @@
         <w:pStyle w:val="Heading1"/>
       </w:pPr>
       <w:r>
-        <w:t>Cable F-04 Store building</w:t>
+        <w:t>Cable F-04 Store building: 3.5C x 185 mm2 Al XLPE</w:t>
       </w:r>
     </w:p>
     <w:p>
@@ -2624,7 +2624,7 @@
         <w:pStyle w:val="Heading1"/>
       </w:pPr>
       <w:r>
-        <w:t>Cable F-05 Main incomer</w:t>
+        <w:t>Cable F-05 Main incomer: 4 x 1C Cu PVC, no size passes</w:t>
       </w:r>
     </w:p>
     <w:p>
@@ -3254,10 +3254,11 @@
         <w:tblLook w:firstColumn="1" w:firstRow="1" w:lastColumn="0" w:lastRow="0" w:noHBand="0" w:noVBand="1" w:val="04A0"/>
       </w:tblPr>
       <w:tblGrid>
-        <w:gridCol w:w="2160"/>
-        <w:gridCol w:w="2160"/>
-        <w:gridCol w:w="2160"/>
-        <w:gridCol w:w="2160"/>
+        <w:gridCol w:w="1728"/>
+        <w:gridCol w:w="1728"/>
+        <w:gridCol w:w="1728"/>
+        <w:gridCol w:w="1728"/>
+        <w:gridCol w:w="1728"/>
       </w:tblGrid>
       <w:tr>
         <w:trPr>
@@ -3265,7 +3266,7 @@
         </w:trPr>
         <w:tc>
           <w:tcPr>
-            <w:tcW w:type="dxa" w:w="2160"/>
+            <w:tcW w:type="dxa" w:w="1728"/>
           </w:tcPr>
           <w:p>
             <w:pPr>
@@ -3278,7 +3279,20 @@
         </w:tc>
         <w:tc>
           <w:tcPr>
-            <w:tcW w:type="dxa" w:w="2160"/>
+            <w:tcW w:type="dxa" w:w="1728"/>
+          </w:tcPr>
+          <w:p>
+            <w:pPr>
+              <w:keepNext/>
+            </w:pPr>
+            <w:r>
+              <w:t>Construction</w:t>
+            </w:r>
+          </w:p>
+        </w:tc>
+        <w:tc>
+          <w:tcPr>
+            <w:tcW w:type="dxa" w:w="1728"/>
           </w:tcPr>
           <w:p>
             <w:pPr>
@@ -3291,7 +3305,7 @@
         </w:tc>
         <w:tc>
           <w:tcPr>
-            <w:tcW w:type="dxa" w:w="2160"/>
+            <w:tcW w:type="dxa" w:w="1728"/>
           </w:tcPr>
           <w:p>
             <w:pPr>
@@ -3304,7 +3318,7 @@
         </w:tc>
         <w:tc>
           <w:tcPr>
-            <w:tcW w:type="dxa" w:w="2160"/>
+            <w:tcW w:type="dxa" w:w="1728"/>
           </w:tcPr>
           <w:p>
             <w:pPr>
@@ -3322,7 +3336,7 @@
         </w:trPr>
         <w:tc>
           <w:tcPr>
-            <w:tcW w:type="dxa" w:w="2160"/>
+            <w:tcW w:type="dxa" w:w="1728"/>
           </w:tcPr>
           <w:p>
             <w:pPr>
@@ -3335,7 +3349,20 @@
         </w:tc>
         <w:tc>
           <w:tcPr>
-            <w:tcW w:type="dxa" w:w="2160"/>
+            <w:tcW w:type="dxa" w:w="1728"/>
+          </w:tcPr>
+          <w:p>
+            <w:pPr>
+              <w:keepNext/>
+            </w:pPr>
+            <w:r>
+              <w:t>3C Cu PVC</w:t>
+            </w:r>
+          </w:p>
+        </w:tc>
+        <w:tc>
+          <w:tcPr>
+            <w:tcW w:type="dxa" w:w="1728"/>
           </w:tcPr>
           <w:p>
             <w:pPr>
@@ -3348,7 +3375,7 @@
         </w:tc>
         <w:tc>
           <w:tcPr>
-            <w:tcW w:type="dxa" w:w="2160"/>
+            <w:tcW w:type="dxa" w:w="1728"/>
           </w:tcPr>
           <w:p>
             <w:pPr>
@@ -3361,7 +3388,7 @@
         </w:tc>
         <w:tc>
           <w:tcPr>
-            <w:tcW w:type="dxa" w:w="2160"/>
+            <w:tcW w:type="dxa" w:w="1728"/>
           </w:tcPr>
           <w:p>
             <w:pPr>
@@ -3379,7 +3406,7 @@
         </w:trPr>
         <w:tc>
           <w:tcPr>
-            <w:tcW w:type="dxa" w:w="2160"/>
+            <w:tcW w:type="dxa" w:w="1728"/>
           </w:tcPr>
           <w:p>
             <w:pPr>
@@ -3392,7 +3419,20 @@
         </w:tc>
         <w:tc>
           <w:tcPr>
-            <w:tcW w:type="dxa" w:w="2160"/>
+            <w:tcW w:type="dxa" w:w="1728"/>
+          </w:tcPr>
+          <w:p>
+            <w:pPr>
+              <w:keepNext/>
+            </w:pPr>
+            <w:r>
+              <w:t>2 x 1C Cu PVC</w:t>
+            </w:r>
+          </w:p>
+        </w:tc>
+        <w:tc>
+          <w:tcPr>
+            <w:tcW w:type="dxa" w:w="1728"/>
           </w:tcPr>
           <w:p>
             <w:pPr>
@@ -3405,7 +3445,7 @@
         </w:tc>
         <w:tc>
           <w:tcPr>
-            <w:tcW w:type="dxa" w:w="2160"/>
+            <w:tcW w:type="dxa" w:w="1728"/>
           </w:tcPr>
           <w:p>
             <w:pPr>
@@ -3418,7 +3458,7 @@
         </w:tc>
         <w:tc>
           <w:tcPr>
-            <w:tcW w:type="dxa" w:w="2160"/>
+            <w:tcW w:type="dxa" w:w="1728"/>
           </w:tcPr>
           <w:p>
             <w:pPr>
@@ -3436,7 +3476,7 @@
         </w:trPr>
         <w:tc>
           <w:tcPr>
-            <w:tcW w:type="dxa" w:w="2160"/>
+            <w:tcW w:type="dxa" w:w="1728"/>
           </w:tcPr>
           <w:p>
             <w:pPr>
@@ -3449,7 +3489,20 @@
         </w:tc>
         <w:tc>
           <w:tcPr>
-            <w:tcW w:type="dxa" w:w="2160"/>
+            <w:tcW w:type="dxa" w:w="1728"/>
+          </w:tcPr>
+          <w:p>
+            <w:pPr>
+              <w:keepNext/>
+            </w:pPr>
+            <w:r>
+              <w:t>4C Cu XLPE</w:t>
+            </w:r>
+          </w:p>
+        </w:tc>
+        <w:tc>
+          <w:tcPr>
+            <w:tcW w:type="dxa" w:w="1728"/>
           </w:tcPr>
           <w:p>
             <w:pPr>
@@ -3462,7 +3515,7 @@
         </w:tc>
         <w:tc>
           <w:tcPr>
-            <w:tcW w:type="dxa" w:w="2160"/>
+            <w:tcW w:type="dxa" w:w="1728"/>
           </w:tcPr>
           <w:p>
             <w:pPr>
@@ -3475,7 +3528,7 @@
         </w:tc>
         <w:tc>
           <w:tcPr>
-            <w:tcW w:type="dxa" w:w="2160"/>
+            <w:tcW w:type="dxa" w:w="1728"/>
           </w:tcPr>
           <w:p>
             <w:pPr>
@@ -3493,7 +3546,7 @@
         </w:trPr>
         <w:tc>
           <w:tcPr>
-            <w:tcW w:type="dxa" w:w="2160"/>
+            <w:tcW w:type="dxa" w:w="1728"/>
           </w:tcPr>
           <w:p>
             <w:pPr>
@@ -3506,7 +3559,20 @@
         </w:tc>
         <w:tc>
           <w:tcPr>
-            <w:tcW w:type="dxa" w:w="2160"/>
+            <w:tcW w:type="dxa" w:w="1728"/>
+          </w:tcPr>
+          <w:p>
+            <w:pPr>
+              <w:keepNext/>
+            </w:pPr>
+            <w:r>
+              <w:t>3.5C Al XLPE</w:t>
+            </w:r>
+          </w:p>
+        </w:tc>
+        <w:tc>
+          <w:tcPr>
+            <w:tcW w:type="dxa" w:w="1728"/>
           </w:tcPr>
           <w:p>
             <w:pPr>
@@ -3519,7 +3585,7 @@
         </w:tc>
         <w:tc>
           <w:tcPr>
-            <w:tcW w:type="dxa" w:w="2160"/>
+            <w:tcW w:type="dxa" w:w="1728"/>
           </w:tcPr>
           <w:p>
             <w:pPr>
@@ -3532,7 +3598,7 @@
         </w:tc>
         <w:tc>
           <w:tcPr>
-            <w:tcW w:type="dxa" w:w="2160"/>
+            <w:tcW w:type="dxa" w:w="1728"/>
           </w:tcPr>
           <w:p>
             <w:pPr>
@@ -3550,7 +3616,7 @@
         </w:trPr>
         <w:tc>
           <w:tcPr>
-            <w:tcW w:type="dxa" w:w="2160"/>
+            <w:tcW w:type="dxa" w:w="1728"/>
           </w:tcPr>
           <w:p>
             <w:pPr>
@@ -3563,7 +3629,20 @@
         </w:tc>
         <w:tc>
           <w:tcPr>
-            <w:tcW w:type="dxa" w:w="2160"/>
+            <w:tcW w:type="dxa" w:w="1728"/>
+          </w:tcPr>
+          <w:p>
+            <w:pPr>
+              <w:keepNext/>
+            </w:pPr>
+            <w:r>
+              <w:t>4 x 1C Cu PVC</w:t>
+            </w:r>
+          </w:p>
+        </w:tc>
+        <w:tc>
+          <w:tcPr>
+            <w:tcW w:type="dxa" w:w="1728"/>
           </w:tcPr>
           <w:p>
             <w:pPr>
@@ -3576,7 +3655,7 @@
         </w:tc>
         <w:tc>
           <w:tcPr>
-            <w:tcW w:type="dxa" w:w="2160"/>
+            <w:tcW w:type="dxa" w:w="1728"/>
           </w:tcPr>
           <w:p>
             <w:pPr>
@@ -3589,7 +3668,7 @@
         </w:tc>
         <w:tc>
           <w:tcPr>
-            <w:tcW w:type="dxa" w:w="2160"/>
+            <w:tcW w:type="dxa" w:w="1728"/>
           </w:tcPr>
           <w:p>
             <w:pPr>
@@ -3648,6 +3727,16 @@
     <w:p>
       <w:r>
         <w:t>The fault current and fault time entered must be the worst pair for a fault anywhere along the cable (IS 732 clause 4.4.5.5.2). A fault at the far end is smaller but may take longer to clear, so it can be the more onerous case. The tool checks only the pair entered.</w:t>
+      </w:r>
+    </w:p>
+    <w:p>
+      <w:r>
+        <w:t>Each cable is one run per phase. Cables in parallel are not covered, and neither are single-core cables in free air (methods F and G).</w:t>
+      </w:r>
+    </w:p>
+    <w:p>
+      <w:r>
+        <w:t>For a 3.5C cable the size given is that of the phase conductors; the reduced neutral follows the cable standard.</w:t>
       </w:r>
     </w:p>
     <w:p>

--- a/samples/sample-report.docx
+++ b/samples/sample-report.docx
@@ -137,6 +137,516 @@
         <w:t>Checked by: ____________________</w:t>
       </w:r>
     </w:p>
+    <w:p>
+      <w:pPr>
+        <w:pStyle w:val="Heading1"/>
+      </w:pPr>
+      <w:r>
+        <w:t>Symbols</w:t>
+      </w:r>
+    </w:p>
+    <w:tbl>
+      <w:tblPr>
+        <w:tblStyle w:val="TableGrid"/>
+        <w:tblW w:type="auto" w:w="0"/>
+        <w:tblLayout w:type="fixed"/>
+        <w:tblLook w:firstColumn="1" w:firstRow="1" w:lastColumn="0" w:lastRow="0" w:noHBand="0" w:noVBand="1" w:val="04A0"/>
+      </w:tblPr>
+      <w:tblGrid>
+        <w:gridCol w:w="4320"/>
+        <w:gridCol w:w="4320"/>
+      </w:tblGrid>
+      <w:tr>
+        <w:trPr>
+          <w:cantSplit/>
+        </w:trPr>
+        <w:tc>
+          <w:tcPr>
+            <w:tcW w:type="dxa" w:w="1984"/>
+          </w:tcPr>
+          <w:p>
+            <w:pPr>
+              <w:keepNext/>
+            </w:pPr>
+            <w:r>
+              <w:t>Ib</w:t>
+            </w:r>
+          </w:p>
+        </w:tc>
+        <w:tc>
+          <w:tcPr>
+            <w:tcW w:type="dxa" w:w="7087"/>
+          </w:tcPr>
+          <w:p>
+            <w:pPr>
+              <w:keepNext/>
+            </w:pPr>
+            <w:r>
+              <w:t>Design current: the current the load draws (A).</w:t>
+            </w:r>
+          </w:p>
+        </w:tc>
+      </w:tr>
+      <w:tr>
+        <w:trPr>
+          <w:cantSplit/>
+        </w:trPr>
+        <w:tc>
+          <w:tcPr>
+            <w:tcW w:type="dxa" w:w="1984"/>
+          </w:tcPr>
+          <w:p>
+            <w:pPr>
+              <w:keepNext/>
+            </w:pPr>
+            <w:r>
+              <w:t>In</w:t>
+            </w:r>
+          </w:p>
+        </w:tc>
+        <w:tc>
+          <w:tcPr>
+            <w:tcW w:type="dxa" w:w="7087"/>
+          </w:tcPr>
+          <w:p>
+            <w:pPr>
+              <w:keepNext/>
+            </w:pPr>
+            <w:r>
+              <w:t>Rated current of the overload protective device (A); none if no device was entered.</w:t>
+            </w:r>
+          </w:p>
+        </w:tc>
+      </w:tr>
+      <w:tr>
+        <w:trPr>
+          <w:cantSplit/>
+        </w:trPr>
+        <w:tc>
+          <w:tcPr>
+            <w:tcW w:type="dxa" w:w="1984"/>
+          </w:tcPr>
+          <w:p>
+            <w:pPr>
+              <w:keepNext/>
+            </w:pPr>
+            <w:r>
+              <w:t>It</w:t>
+            </w:r>
+          </w:p>
+        </w:tc>
+        <w:tc>
+          <w:tcPr>
+            <w:tcW w:type="dxa" w:w="7087"/>
+          </w:tcPr>
+          <w:p>
+            <w:pPr>
+              <w:keepNext/>
+            </w:pPr>
+            <w:r>
+              <w:t>Tabulated current-carrying capacity: the rating read from the code's table for this size, conductor, insulation, installation method and number of loaded conductors, under the table's reference conditions of 30 deg C air or 20 deg C ground, soil thermal resistivity 2.5 K.m/W and one circuit on its own (A).</w:t>
+            </w:r>
+          </w:p>
+        </w:tc>
+      </w:tr>
+      <w:tr>
+        <w:trPr>
+          <w:cantSplit/>
+        </w:trPr>
+        <w:tc>
+          <w:tcPr>
+            <w:tcW w:type="dxa" w:w="1984"/>
+          </w:tcPr>
+          <w:p>
+            <w:pPr>
+              <w:keepNext/>
+            </w:pPr>
+            <w:r>
+              <w:t>Ca</w:t>
+            </w:r>
+          </w:p>
+        </w:tc>
+        <w:tc>
+          <w:tcPr>
+            <w:tcW w:type="dxa" w:w="7087"/>
+          </w:tcPr>
+          <w:p>
+            <w:pPr>
+              <w:keepNext/>
+            </w:pPr>
+            <w:r>
+              <w:t>Correction factor for the air temperature, or for the ground temperature for buried cables.</w:t>
+            </w:r>
+          </w:p>
+        </w:tc>
+      </w:tr>
+      <w:tr>
+        <w:trPr>
+          <w:cantSplit/>
+        </w:trPr>
+        <w:tc>
+          <w:tcPr>
+            <w:tcW w:type="dxa" w:w="1984"/>
+          </w:tcPr>
+          <w:p>
+            <w:pPr>
+              <w:keepNext/>
+            </w:pPr>
+            <w:r>
+              <w:t>Cs</w:t>
+            </w:r>
+          </w:p>
+        </w:tc>
+        <w:tc>
+          <w:tcPr>
+            <w:tcW w:type="dxa" w:w="7087"/>
+          </w:tcPr>
+          <w:p>
+            <w:pPr>
+              <w:keepNext/>
+            </w:pPr>
+            <w:r>
+              <w:t>Correction factor for the soil thermal resistivity (buried cables only).</w:t>
+            </w:r>
+          </w:p>
+        </w:tc>
+      </w:tr>
+      <w:tr>
+        <w:trPr>
+          <w:cantSplit/>
+        </w:trPr>
+        <w:tc>
+          <w:tcPr>
+            <w:tcW w:type="dxa" w:w="1984"/>
+          </w:tcPr>
+          <w:p>
+            <w:pPr>
+              <w:keepNext/>
+            </w:pPr>
+            <w:r>
+              <w:t>Cg</w:t>
+            </w:r>
+          </w:p>
+        </w:tc>
+        <w:tc>
+          <w:tcPr>
+            <w:tcW w:type="dxa" w:w="7087"/>
+          </w:tcPr>
+          <w:p>
+            <w:pPr>
+              <w:keepNext/>
+            </w:pPr>
+            <w:r>
+              <w:t>Group reduction factor for the other circuits run alongside.</w:t>
+            </w:r>
+          </w:p>
+        </w:tc>
+      </w:tr>
+      <w:tr>
+        <w:trPr>
+          <w:cantSplit/>
+        </w:trPr>
+        <w:tc>
+          <w:tcPr>
+            <w:tcW w:type="dxa" w:w="1984"/>
+          </w:tcPr>
+          <w:p>
+            <w:pPr>
+              <w:keepNext/>
+            </w:pPr>
+            <w:r>
+              <w:t>Iz</w:t>
+            </w:r>
+          </w:p>
+        </w:tc>
+        <w:tc>
+          <w:tcPr>
+            <w:tcW w:type="dxa" w:w="7087"/>
+          </w:tcPr>
+          <w:p>
+            <w:pPr>
+              <w:keepNext/>
+            </w:pPr>
+            <w:r>
+              <w:t>Current-carrying capacity in the actual installation: It multiplied by the correction factors (A). It must be at least Ib, and at least In where a device is entered.</w:t>
+            </w:r>
+          </w:p>
+        </w:tc>
+      </w:tr>
+      <w:tr>
+        <w:trPr>
+          <w:cantSplit/>
+        </w:trPr>
+        <w:tc>
+          <w:tcPr>
+            <w:tcW w:type="dxa" w:w="1984"/>
+          </w:tcPr>
+          <w:p>
+            <w:pPr>
+              <w:keepNext/>
+            </w:pPr>
+            <w:r>
+              <w:t>dU</w:t>
+            </w:r>
+          </w:p>
+        </w:tc>
+        <w:tc>
+          <w:tcPr>
+            <w:tcW w:type="dxa" w:w="7087"/>
+          </w:tcPr>
+          <w:p>
+            <w:pPr>
+              <w:keepNext/>
+            </w:pPr>
+            <w:r>
+              <w:t>Voltage drop along the cable (V), also given as a percentage of the supply voltage.</w:t>
+            </w:r>
+          </w:p>
+        </w:tc>
+      </w:tr>
+      <w:tr>
+        <w:trPr>
+          <w:cantSplit/>
+        </w:trPr>
+        <w:tc>
+          <w:tcPr>
+            <w:tcW w:type="dxa" w:w="1984"/>
+          </w:tcPr>
+          <w:p>
+            <w:pPr>
+              <w:keepNext/>
+            </w:pPr>
+            <w:r>
+              <w:t>b</w:t>
+            </w:r>
+          </w:p>
+        </w:tc>
+        <w:tc>
+          <w:tcPr>
+            <w:tcW w:type="dxa" w:w="7087"/>
+          </w:tcPr>
+          <w:p>
+            <w:pPr>
+              <w:keepNext/>
+            </w:pPr>
+            <w:r>
+              <w:t>Circuit factor: sqrt(3) for three-phase (on the line voltage), 2 for single-phase.</w:t>
+            </w:r>
+          </w:p>
+        </w:tc>
+      </w:tr>
+      <w:tr>
+        <w:trPr>
+          <w:cantSplit/>
+        </w:trPr>
+        <w:tc>
+          <w:tcPr>
+            <w:tcW w:type="dxa" w:w="1984"/>
+          </w:tcPr>
+          <w:p>
+            <w:pPr>
+              <w:keepNext/>
+            </w:pPr>
+            <w:r>
+              <w:t>L</w:t>
+            </w:r>
+          </w:p>
+        </w:tc>
+        <w:tc>
+          <w:tcPr>
+            <w:tcW w:type="dxa" w:w="7087"/>
+          </w:tcPr>
+          <w:p>
+            <w:pPr>
+              <w:keepNext/>
+            </w:pPr>
+            <w:r>
+              <w:t>Route length, one way (m).</w:t>
+            </w:r>
+          </w:p>
+        </w:tc>
+      </w:tr>
+      <w:tr>
+        <w:trPr>
+          <w:cantSplit/>
+        </w:trPr>
+        <w:tc>
+          <w:tcPr>
+            <w:tcW w:type="dxa" w:w="1984"/>
+          </w:tcPr>
+          <w:p>
+            <w:pPr>
+              <w:keepNext/>
+            </w:pPr>
+            <w:r>
+              <w:t>R, X</w:t>
+            </w:r>
+          </w:p>
+        </w:tc>
+        <w:tc>
+          <w:tcPr>
+            <w:tcW w:type="dxa" w:w="7087"/>
+          </w:tcPr>
+          <w:p>
+            <w:pPr>
+              <w:keepNext/>
+            </w:pPr>
+            <w:r>
+              <w:t>Resistance and reactance of the conductor per kilometre (ohm/km).</w:t>
+            </w:r>
+          </w:p>
+        </w:tc>
+      </w:tr>
+      <w:tr>
+        <w:trPr>
+          <w:cantSplit/>
+        </w:trPr>
+        <w:tc>
+          <w:tcPr>
+            <w:tcW w:type="dxa" w:w="1984"/>
+          </w:tcPr>
+          <w:p>
+            <w:pPr>
+              <w:keepNext/>
+            </w:pPr>
+            <w:r>
+              <w:t>cos phi, sin phi</w:t>
+            </w:r>
+          </w:p>
+        </w:tc>
+        <w:tc>
+          <w:tcPr>
+            <w:tcW w:type="dxa" w:w="7087"/>
+          </w:tcPr>
+          <w:p>
+            <w:pPr>
+              <w:keepNext/>
+            </w:pPr>
+            <w:r>
+              <w:t>cos phi is the power factor of the load; sin phi = sqrt(1 - cos phi^2).</w:t>
+            </w:r>
+          </w:p>
+        </w:tc>
+      </w:tr>
+      <w:tr>
+        <w:trPr>
+          <w:cantSplit/>
+        </w:trPr>
+        <w:tc>
+          <w:tcPr>
+            <w:tcW w:type="dxa" w:w="1984"/>
+          </w:tcPr>
+          <w:p>
+            <w:pPr>
+              <w:keepNext/>
+            </w:pPr>
+            <w:r>
+              <w:t>S</w:t>
+            </w:r>
+          </w:p>
+        </w:tc>
+        <w:tc>
+          <w:tcPr>
+            <w:tcW w:type="dxa" w:w="7087"/>
+          </w:tcPr>
+          <w:p>
+            <w:pPr>
+              <w:keepNext/>
+            </w:pPr>
+            <w:r>
+              <w:t>Cross-sectional area of the conductor (mm2).</w:t>
+            </w:r>
+          </w:p>
+        </w:tc>
+      </w:tr>
+      <w:tr>
+        <w:trPr>
+          <w:cantSplit/>
+        </w:trPr>
+        <w:tc>
+          <w:tcPr>
+            <w:tcW w:type="dxa" w:w="1984"/>
+          </w:tcPr>
+          <w:p>
+            <w:pPr>
+              <w:keepNext/>
+            </w:pPr>
+            <w:r>
+              <w:t>I</w:t>
+            </w:r>
+          </w:p>
+        </w:tc>
+        <w:tc>
+          <w:tcPr>
+            <w:tcW w:type="dxa" w:w="7087"/>
+          </w:tcPr>
+          <w:p>
+            <w:pPr>
+              <w:keepNext/>
+            </w:pPr>
+            <w:r>
+              <w:t>Prospective short-circuit current at the cable (kA).</w:t>
+            </w:r>
+          </w:p>
+        </w:tc>
+      </w:tr>
+      <w:tr>
+        <w:trPr>
+          <w:cantSplit/>
+        </w:trPr>
+        <w:tc>
+          <w:tcPr>
+            <w:tcW w:type="dxa" w:w="1984"/>
+          </w:tcPr>
+          <w:p>
+            <w:pPr>
+              <w:keepNext/>
+            </w:pPr>
+            <w:r>
+              <w:t>t</w:t>
+            </w:r>
+          </w:p>
+        </w:tc>
+        <w:tc>
+          <w:tcPr>
+            <w:tcW w:type="dxa" w:w="7087"/>
+          </w:tcPr>
+          <w:p>
+            <w:pPr>
+              <w:keepNext/>
+            </w:pPr>
+            <w:r>
+              <w:t>Time for the protective device to clear that fault (s).</w:t>
+            </w:r>
+          </w:p>
+        </w:tc>
+      </w:tr>
+      <w:tr>
+        <w:trPr>
+          <w:cantSplit/>
+        </w:trPr>
+        <w:tc>
+          <w:tcPr>
+            <w:tcW w:type="dxa" w:w="1984"/>
+          </w:tcPr>
+          <w:p>
+            <w:r>
+              <w:t>k</w:t>
+            </w:r>
+          </w:p>
+        </w:tc>
+        <w:tc>
+          <w:tcPr>
+            <w:tcW w:type="dxa" w:w="7087"/>
+          </w:tcPr>
+          <w:p>
+            <w:r>
+              <w:t>Factor for the conductor and insulation, from IS 732 Table 3.</w:t>
+            </w:r>
+          </w:p>
+        </w:tc>
+      </w:tr>
+    </w:tbl>
     <w:p>
       <w:pPr>
         <w:pStyle w:val="Heading1"/>
